--- a/resumes/Saif_Nadeem_Full_Stack_Technical_Architect.docx
+++ b/resumes/Saif_Nadeem_Full_Stack_Technical_Architect.docx
@@ -580,7 +580,7 @@
         <w:rPr>
           <w:b w:val="0"/>
         </w:rPr>
-        <w:t>Notice period: [CONFIRM — e.g. 30 days]. Open to a 1-year+ extendable contract, onsite in Malaysia. English and Urdu (professional).</w:t>
+        <w:t>Notice period: 20 days. Open to a 1-year+ extendable contract, onsite in Malaysia. English and Urdu (professional).</w:t>
       </w:r>
     </w:p>
     <w:sectPr>

--- a/resumes/Saif_Nadeem_Full_Stack_Technical_Architect.docx
+++ b/resumes/Saif_Nadeem_Full_Stack_Technical_Architect.docx
@@ -256,7 +256,7 @@
         <w:spacing w:after="20"/>
       </w:pPr>
       <w:r>
-        <w:t>Delivered the Personas GenAI assistant, now used by 1,500+ employees at a global professional services firm, with RAG (Azure OpenAI + Azure AI Search), multi-agent workflows (Semantic Kernel), APIM-routed traffic and an AI guardrails layer.</w:t>
+        <w:t>Delivered an enterprise GenAI assistant, now used by 1,500+ employees at a global professional services firm, with RAG (Azure OpenAI + Azure AI Search), multi-agent workflows (Semantic Kernel), APIM-routed traffic and an AI guardrails layer.</w:t>
       </w:r>
     </w:p>
     <w:p>
